--- a/assets/Quarter_Allotment_Template.docx
+++ b/assets/Quarter_Allotment_Template.docx
@@ -1,6 +1,6 @@
 
 <file path=word/document.xml><?xml version="1.0" encoding="utf-8"?>
-<w:document xmlns:wpc="http://schemas.microsoft.com/office/word/2010/wordprocessingCanvas" xmlns:cx="http://schemas.microsoft.com/office/drawing/2014/chartex" xmlns:mc="http://schemas.openxmlformats.org/markup-compatibility/2006" xmlns:o="urn:schemas-microsoft-com:office:office" xmlns:r="http://schemas.openxmlformats.org/officeDocument/2006/relationships" xmlns:m="http://schemas.openxmlformats.org/officeDocument/2006/math" xmlns:v="urn:schemas-microsoft-com:vml" xmlns:wp14="http://schemas.microsoft.com/office/word/2010/wordprocessingDrawing" xmlns:wp="http://schemas.openxmlformats.org/drawingml/2006/wordprocessingDrawing" xmlns:w10="urn:schemas-microsoft-com:office:word" xmlns:w="http://schemas.openxmlformats.org/wordprocessingml/2006/main" xmlns:w14="http://schemas.microsoft.com/office/word/2010/wordml" xmlns:w15="http://schemas.microsoft.com/office/word/2012/wordml" xmlns:w16se="http://schemas.microsoft.com/office/word/2015/wordml/symex" xmlns:wpg="http://schemas.microsoft.com/office/word/2010/wordprocessingGroup" xmlns:wpi="http://schemas.microsoft.com/office/word/2010/wordprocessingInk" xmlns:wne="http://schemas.microsoft.com/office/word/2006/wordml" xmlns:wps="http://schemas.microsoft.com/office/word/2010/wordprocessingShape" mc:Ignorable="w14 w15 w16se wp14">
+<w:document xmlns:wpc="http://schemas.microsoft.com/office/word/2010/wordprocessingCanvas" xmlns:cx="http://schemas.microsoft.com/office/drawing/2014/chartex" xmlns:cx1="http://schemas.microsoft.com/office/drawing/2015/9/8/chartex" xmlns:cx2="http://schemas.microsoft.com/office/drawing/2015/10/21/chartex" xmlns:cx3="http://schemas.microsoft.com/office/drawing/2016/5/9/chartex" xmlns:cx4="http://schemas.microsoft.com/office/drawing/2016/5/10/chartex" xmlns:cx5="http://schemas.microsoft.com/office/drawing/2016/5/11/chartex" xmlns:cx6="http://schemas.microsoft.com/office/drawing/2016/5/12/chartex" xmlns:cx7="http://schemas.microsoft.com/office/drawing/2016/5/13/chartex" xmlns:cx8="http://schemas.microsoft.com/office/drawing/2016/5/14/chartex" xmlns:mc="http://schemas.openxmlformats.org/markup-compatibility/2006" xmlns:aink="http://schemas.microsoft.com/office/drawing/2016/ink" xmlns:am3d="http://schemas.microsoft.com/office/drawing/2017/model3d" xmlns:o="urn:schemas-microsoft-com:office:office" xmlns:oel="http://schemas.microsoft.com/office/2019/extlst" xmlns:r="http://schemas.openxmlformats.org/officeDocument/2006/relationships" xmlns:m="http://schemas.openxmlformats.org/officeDocument/2006/math" xmlns:v="urn:schemas-microsoft-com:vml" xmlns:wp14="http://schemas.microsoft.com/office/word/2010/wordprocessingDrawing" xmlns:wp="http://schemas.openxmlformats.org/drawingml/2006/wordprocessingDrawing" xmlns:w10="urn:schemas-microsoft-com:office:word" xmlns:w="http://schemas.openxmlformats.org/wordprocessingml/2006/main" xmlns:w14="http://schemas.microsoft.com/office/word/2010/wordml" xmlns:w15="http://schemas.microsoft.com/office/word/2012/wordml" xmlns:w16cex="http://schemas.microsoft.com/office/word/2018/wordml/cex" xmlns:w16cid="http://schemas.microsoft.com/office/word/2016/wordml/cid" xmlns:w16="http://schemas.microsoft.com/office/word/2018/wordml" xmlns:w16du="http://schemas.microsoft.com/office/word/2023/wordml/word16du" xmlns:w16sdtdh="http://schemas.microsoft.com/office/word/2020/wordml/sdtdatahash" xmlns:w16sdtfl="http://schemas.microsoft.com/office/word/2024/wordml/sdtformatlock" xmlns:w16se="http://schemas.microsoft.com/office/word/2015/wordml/symex" xmlns:wpg="http://schemas.microsoft.com/office/word/2010/wordprocessingGroup" xmlns:wpi="http://schemas.microsoft.com/office/word/2010/wordprocessingInk" xmlns:wne="http://schemas.microsoft.com/office/word/2006/wordml" xmlns:wps="http://schemas.microsoft.com/office/word/2010/wordprocessingShape" mc:Ignorable="w14 w15 w16se w16cid w16 w16cex w16sdtdh w16sdtfl w16du wp14">
   <w:body>
     <w:tbl>
       <w:tblPr>
@@ -34,7 +34,6 @@
               <w:bottom w:val="single" w:sz="8" w:space="0" w:color="FFFFFF"/>
               <w:right w:val="single" w:sz="8" w:space="0" w:color="FFFFFF"/>
             </w:tcBorders>
-            <w:shd w:val="clear" w:color="auto" w:fill="auto"/>
             <w:tcMar>
               <w:top w:w="100" w:type="dxa"/>
               <w:left w:w="100" w:type="dxa"/>
@@ -224,7 +223,6 @@
               <w:bottom w:val="single" w:sz="8" w:space="0" w:color="FFFFFF"/>
               <w:right w:val="single" w:sz="8" w:space="0" w:color="FFFFFF"/>
             </w:tcBorders>
-            <w:shd w:val="clear" w:color="auto" w:fill="auto"/>
             <w:tcMar>
               <w:top w:w="100" w:type="dxa"/>
               <w:left w:w="100" w:type="dxa"/>
@@ -249,9 +247,9 @@
                 <w:lang w:eastAsia="en-IN"/>
               </w:rPr>
               <w:drawing>
-                <wp:inline distT="0" distB="0" distL="0" distR="0" wp14:anchorId="22C777AA" wp14:editId="06CC1799">
+                <wp:inline distT="0" distB="0" distL="0" distR="0" wp14:anchorId="22C777AA" wp14:editId="5155EE35">
                   <wp:extent cx="817401" cy="769318"/>
-                  <wp:effectExtent l="152400" t="76200" r="154305" b="774065"/>
+                  <wp:effectExtent l="247650" t="228600" r="230505" b="240665"/>
                   <wp:docPr id="1" name="image59.png" descr="logo.png"/>
                   <wp:cNvGraphicFramePr/>
                   <a:graphic xmlns:a="http://schemas.openxmlformats.org/drawingml/2006/main">
@@ -276,29 +274,28 @@
                           <a:prstGeom prst="ellipse">
                             <a:avLst/>
                           </a:prstGeom>
-                          <a:ln w="63500" cap="rnd">
+                          <a:ln w="190500" cap="rnd">
                             <a:solidFill>
-                              <a:srgbClr val="333333"/>
+                              <a:srgbClr val="C8C6BD"/>
                             </a:solidFill>
+                            <a:prstDash val="solid"/>
                           </a:ln>
                           <a:effectLst>
-                            <a:outerShdw blurRad="381000" dist="292100" dir="5400000" sx="-80000" sy="-18000" rotWithShape="0">
-                              <a:srgbClr val="000000">
-                                <a:alpha val="22000"/>
-                              </a:srgbClr>
+                            <a:outerShdw blurRad="127000" algn="bl" rotWithShape="0">
+                              <a:srgbClr val="000000"/>
                             </a:outerShdw>
                           </a:effectLst>
                           <a:scene3d>
-                            <a:camera prst="orthographicFront"/>
-                            <a:lightRig rig="contrasting" dir="t">
-                              <a:rot lat="0" lon="0" rev="3000000"/>
+                            <a:camera prst="perspectiveFront" fov="5400000"/>
+                            <a:lightRig rig="threePt" dir="t">
+                              <a:rot lat="0" lon="0" rev="19200000"/>
                             </a:lightRig>
                           </a:scene3d>
-                          <a:sp3d contourW="7620">
-                            <a:bevelT w="95250" h="31750"/>
-                            <a:contourClr>
-                              <a:srgbClr val="333333"/>
-                            </a:contourClr>
+                          <a:sp3d extrusionH="25400">
+                            <a:bevelT w="304800" h="152400" prst="hardEdge"/>
+                            <a:extrusionClr>
+                              <a:srgbClr val="000000"/>
+                            </a:extrusionClr>
                           </a:sp3d>
                         </pic:spPr>
                       </pic:pic>
@@ -318,7 +315,6 @@
               <w:bottom w:val="single" w:sz="8" w:space="0" w:color="FFFFFF"/>
               <w:right w:val="single" w:sz="8" w:space="0" w:color="FFFFFF"/>
             </w:tcBorders>
-            <w:shd w:val="clear" w:color="auto" w:fill="auto"/>
             <w:tcMar>
               <w:top w:w="100" w:type="dxa"/>
               <w:left w:w="100" w:type="dxa"/>
@@ -458,73 +454,8 @@
     </w:tbl>
     <w:p>
       <w:pPr>
-        <w:jc w:val="center"/>
-        <w:rPr>
-          <w:rFonts w:cs="Kokila"/>
-          <w:b/>
-          <w:bCs/>
-          <w:sz w:val="12"/>
-          <w:szCs w:val="12"/>
-          <w:u w:val="thick"/>
-        </w:rPr>
-      </w:pPr>
-      <w:bookmarkStart w:id="0" w:name="_GoBack"/>
-      <w:bookmarkEnd w:id="0"/>
-    </w:p>
-    <w:p>
-      <w:pPr>
-        <w:jc w:val="center"/>
-        <w:rPr>
-          <w:rFonts w:cs="Kokila"/>
-          <w:b/>
-          <w:bCs/>
-          <w:sz w:val="12"/>
-          <w:szCs w:val="12"/>
-          <w:u w:val="thick"/>
-        </w:rPr>
-      </w:pPr>
-    </w:p>
-    <w:p>
-      <w:pPr>
-        <w:jc w:val="center"/>
-        <w:rPr>
-          <w:rFonts w:cs="Kokila"/>
-          <w:b/>
-          <w:bCs/>
-          <w:sz w:val="12"/>
-          <w:szCs w:val="12"/>
-          <w:u w:val="thick"/>
-        </w:rPr>
-      </w:pPr>
-    </w:p>
-    <w:p>
-      <w:pPr>
-        <w:jc w:val="center"/>
-        <w:rPr>
-          <w:rFonts w:cs="Kokila"/>
-          <w:b/>
-          <w:bCs/>
-          <w:sz w:val="12"/>
-          <w:szCs w:val="12"/>
-          <w:u w:val="thick"/>
-        </w:rPr>
-      </w:pPr>
-    </w:p>
-    <w:p>
-      <w:pPr>
-        <w:jc w:val="center"/>
-        <w:rPr>
-          <w:rFonts w:asciiTheme="majorBidi" w:hAnsiTheme="majorBidi" w:cstheme="majorBidi"/>
-          <w:b/>
-          <w:bCs/>
-          <w:u w:val="thick"/>
-          <w:cs/>
-        </w:rPr>
-      </w:pPr>
-    </w:p>
-    <w:p>
-      <w:pPr>
         <w:spacing w:line="360" w:lineRule="auto"/>
+        <w:ind w:left="1440"/>
         <w:rPr>
           <w:rFonts w:asciiTheme="majorBidi" w:hAnsiTheme="majorBidi" w:cstheme="majorBidi"/>
           <w:b/>
@@ -533,26 +464,6 @@
           <w:szCs w:val="22"/>
         </w:rPr>
       </w:pPr>
-      <w:r>
-        <w:rPr>
-          <w:rFonts w:asciiTheme="majorBidi" w:hAnsiTheme="majorBidi" w:cstheme="majorBidi"/>
-          <w:b/>
-          <w:bCs/>
-          <w:sz w:val="22"/>
-          <w:szCs w:val="22"/>
-        </w:rPr>
-        <w:tab/>
-      </w:r>
-      <w:r>
-        <w:rPr>
-          <w:rFonts w:asciiTheme="majorBidi" w:hAnsiTheme="majorBidi" w:cstheme="majorBidi"/>
-          <w:b/>
-          <w:bCs/>
-          <w:sz w:val="22"/>
-          <w:szCs w:val="22"/>
-        </w:rPr>
-        <w:tab/>
-      </w:r>
       <w:r>
         <w:rPr>
           <w:rFonts w:asciiTheme="majorBidi" w:hAnsiTheme="majorBidi" w:cstheme="majorBidi"/>
@@ -616,18 +527,7 @@
           <w:sz w:val="22"/>
           <w:szCs w:val="22"/>
         </w:rPr>
-        <w:t xml:space="preserve">{{DESIGNATION}} </w:t>
-      </w:r>
-      <w:r>
-        <w:rPr>
-          <w:rFonts w:asciiTheme="majorBidi" w:hAnsiTheme="majorBidi" w:cstheme="majorBidi"/>
-          <w:b/>
-          <w:bCs/>
-          <w:sz w:val="22"/>
-          <w:szCs w:val="22"/>
-          <w:cs/>
-        </w:rPr>
-        <w:t>यू.नं.</w:t>
+        <w:t>{{DESIGNATION}}</w:t>
       </w:r>
       <w:r>
         <w:rPr>
@@ -637,7 +537,47 @@
           <w:sz w:val="22"/>
           <w:szCs w:val="22"/>
         </w:rPr>
-        <w:t xml:space="preserve"> {{UNIT}}</w:t>
+        <w:t>, Sta</w:t>
+      </w:r>
+      <w:r>
+        <w:rPr>
+          <w:rFonts w:asciiTheme="majorBidi" w:hAnsiTheme="majorBidi" w:cstheme="majorBidi"/>
+          <w:b/>
+          <w:bCs/>
+          <w:sz w:val="22"/>
+          <w:szCs w:val="22"/>
+        </w:rPr>
+        <w:t>tion :</w:t>
+      </w:r>
+      <w:r>
+        <w:rPr>
+          <w:rFonts w:asciiTheme="majorBidi" w:hAnsiTheme="majorBidi" w:cstheme="majorBidi"/>
+          <w:b/>
+          <w:bCs/>
+          <w:sz w:val="22"/>
+          <w:szCs w:val="22"/>
+        </w:rPr>
+        <w:t>{{</w:t>
+      </w:r>
+      <w:r>
+        <w:rPr>
+          <w:rFonts w:asciiTheme="majorBidi" w:hAnsiTheme="majorBidi" w:cstheme="majorBidi"/>
+          <w:b/>
+          <w:bCs/>
+          <w:sz w:val="22"/>
+          <w:szCs w:val="22"/>
+        </w:rPr>
+        <w:t>STATION</w:t>
+      </w:r>
+      <w:r>
+        <w:rPr>
+          <w:rFonts w:asciiTheme="majorBidi" w:hAnsiTheme="majorBidi" w:cstheme="majorBidi"/>
+          <w:b/>
+          <w:bCs/>
+          <w:sz w:val="22"/>
+          <w:szCs w:val="22"/>
+        </w:rPr>
+        <w:t>}}</w:t>
       </w:r>
     </w:p>
     <w:p>
@@ -709,7 +649,7 @@
       <w:pPr>
         <w:spacing w:line="360" w:lineRule="auto"/>
         <w:rPr>
-          <w:rFonts w:asciiTheme="majorBidi" w:hAnsiTheme="majorBidi" w:cstheme="majorBidi"/>
+          <w:rFonts w:asciiTheme="majorBidi" w:hAnsiTheme="majorBidi" w:cs="Mangal"/>
           <w:b/>
           <w:bCs/>
           <w:sz w:val="22"/>
@@ -737,18 +677,7 @@
           <w:szCs w:val="22"/>
         </w:rPr>
         <w:tab/>
-        <w:t xml:space="preserve">HRMS </w:t>
-      </w:r>
-      <w:proofErr w:type="gramStart"/>
-      <w:r>
-        <w:rPr>
-          <w:rFonts w:asciiTheme="majorBidi" w:hAnsiTheme="majorBidi" w:cstheme="majorBidi"/>
-          <w:b/>
-          <w:bCs/>
-          <w:sz w:val="22"/>
-          <w:szCs w:val="22"/>
-        </w:rPr>
-        <w:t>ID:</w:t>
+        <w:t>HRMS ID:</w:t>
       </w:r>
       <w:r>
         <w:rPr>
@@ -759,19 +688,7 @@
           <w:sz w:val="22"/>
           <w:szCs w:val="22"/>
         </w:rPr>
-        <w:t>{</w:t>
-      </w:r>
-      <w:proofErr w:type="gramEnd"/>
-      <w:r>
-        <w:rPr>
-          <w:rStyle w:val="HTMLCode"/>
-          <w:rFonts w:asciiTheme="majorBidi" w:eastAsiaTheme="minorEastAsia" w:hAnsiTheme="majorBidi" w:cstheme="majorBidi"/>
-          <w:b/>
-          <w:bCs/>
-          <w:sz w:val="22"/>
-          <w:szCs w:val="22"/>
-        </w:rPr>
-        <w:t>{HRMS_ID}}</w:t>
+        <w:t>{{HRMS_ID}}</w:t>
       </w:r>
     </w:p>
     <w:p>
@@ -780,7 +697,7 @@
         <w:ind w:left="1440" w:hanging="1440"/>
         <w:jc w:val="both"/>
         <w:rPr>
-          <w:rFonts w:asciiTheme="majorBidi" w:hAnsiTheme="majorBidi" w:cstheme="majorBidi"/>
+          <w:rFonts w:asciiTheme="majorBidi" w:hAnsiTheme="majorBidi" w:cs="Mangal"/>
           <w:b/>
           <w:bCs/>
           <w:sz w:val="22"/>
@@ -899,7 +816,7 @@
           <w:sz w:val="22"/>
           <w:szCs w:val="22"/>
         </w:rPr>
-        <w:t xml:space="preserve">                        </w:t>
+        <w:t xml:space="preserve">            </w:t>
       </w:r>
       <w:r>
         <w:rPr>
@@ -908,7 +825,6 @@
           <w:szCs w:val="22"/>
           <w:cs/>
         </w:rPr>
-        <w:tab/>
         <w:t xml:space="preserve">उपरोक्त विषयानुसार आपको सूचित किया जाता है कि </w:t>
       </w:r>
       <w:r>
@@ -1064,7 +980,7 @@
         </w:numPr>
         <w:spacing w:line="360" w:lineRule="auto"/>
         <w:rPr>
-          <w:rFonts w:asciiTheme="majorBidi" w:hAnsiTheme="majorBidi" w:cstheme="majorBidi"/>
+          <w:rFonts w:asciiTheme="majorBidi" w:hAnsiTheme="majorBidi"/>
           <w:sz w:val="22"/>
           <w:szCs w:val="22"/>
           <w:cs/>
@@ -1120,7 +1036,7 @@
 </file>
 
 <file path=word/numbering.xml><?xml version="1.0" encoding="utf-8"?>
-<w:numbering xmlns:wpc="http://schemas.microsoft.com/office/word/2010/wordprocessingCanvas" xmlns:cx="http://schemas.microsoft.com/office/drawing/2014/chartex" xmlns:mc="http://schemas.openxmlformats.org/markup-compatibility/2006" xmlns:o="urn:schemas-microsoft-com:office:office" xmlns:r="http://schemas.openxmlformats.org/officeDocument/2006/relationships" xmlns:m="http://schemas.openxmlformats.org/officeDocument/2006/math" xmlns:v="urn:schemas-microsoft-com:vml" xmlns:wp14="http://schemas.microsoft.com/office/word/2010/wordprocessingDrawing" xmlns:wp="http://schemas.openxmlformats.org/drawingml/2006/wordprocessingDrawing" xmlns:w10="urn:schemas-microsoft-com:office:word" xmlns:w="http://schemas.openxmlformats.org/wordprocessingml/2006/main" xmlns:w14="http://schemas.microsoft.com/office/word/2010/wordml" xmlns:w15="http://schemas.microsoft.com/office/word/2012/wordml" xmlns:w16se="http://schemas.microsoft.com/office/word/2015/wordml/symex" xmlns:wpg="http://schemas.microsoft.com/office/word/2010/wordprocessingGroup" xmlns:wpi="http://schemas.microsoft.com/office/word/2010/wordprocessingInk" xmlns:wne="http://schemas.microsoft.com/office/word/2006/wordml" xmlns:wps="http://schemas.microsoft.com/office/word/2010/wordprocessingShape" mc:Ignorable="w14 w15 w16se wp14">
+<w:numbering xmlns:wpc="http://schemas.microsoft.com/office/word/2010/wordprocessingCanvas" xmlns:cx="http://schemas.microsoft.com/office/drawing/2014/chartex" xmlns:cx1="http://schemas.microsoft.com/office/drawing/2015/9/8/chartex" xmlns:cx2="http://schemas.microsoft.com/office/drawing/2015/10/21/chartex" xmlns:cx3="http://schemas.microsoft.com/office/drawing/2016/5/9/chartex" xmlns:cx4="http://schemas.microsoft.com/office/drawing/2016/5/10/chartex" xmlns:cx5="http://schemas.microsoft.com/office/drawing/2016/5/11/chartex" xmlns:cx6="http://schemas.microsoft.com/office/drawing/2016/5/12/chartex" xmlns:cx7="http://schemas.microsoft.com/office/drawing/2016/5/13/chartex" xmlns:cx8="http://schemas.microsoft.com/office/drawing/2016/5/14/chartex" xmlns:mc="http://schemas.openxmlformats.org/markup-compatibility/2006" xmlns:aink="http://schemas.microsoft.com/office/drawing/2016/ink" xmlns:am3d="http://schemas.microsoft.com/office/drawing/2017/model3d" xmlns:o="urn:schemas-microsoft-com:office:office" xmlns:oel="http://schemas.microsoft.com/office/2019/extlst" xmlns:r="http://schemas.openxmlformats.org/officeDocument/2006/relationships" xmlns:m="http://schemas.openxmlformats.org/officeDocument/2006/math" xmlns:v="urn:schemas-microsoft-com:vml" xmlns:wp14="http://schemas.microsoft.com/office/word/2010/wordprocessingDrawing" xmlns:wp="http://schemas.openxmlformats.org/drawingml/2006/wordprocessingDrawing" xmlns:w10="urn:schemas-microsoft-com:office:word" xmlns:w="http://schemas.openxmlformats.org/wordprocessingml/2006/main" xmlns:w14="http://schemas.microsoft.com/office/word/2010/wordml" xmlns:w15="http://schemas.microsoft.com/office/word/2012/wordml" xmlns:w16cex="http://schemas.microsoft.com/office/word/2018/wordml/cex" xmlns:w16cid="http://schemas.microsoft.com/office/word/2016/wordml/cid" xmlns:w16="http://schemas.microsoft.com/office/word/2018/wordml" xmlns:w16du="http://schemas.microsoft.com/office/word/2023/wordml/word16du" xmlns:w16sdtdh="http://schemas.microsoft.com/office/word/2020/wordml/sdtdatahash" xmlns:w16sdtfl="http://schemas.microsoft.com/office/word/2024/wordml/sdtformatlock" xmlns:w16se="http://schemas.microsoft.com/office/word/2015/wordml/symex" xmlns:wpg="http://schemas.microsoft.com/office/word/2010/wordprocessingGroup" xmlns:wpi="http://schemas.microsoft.com/office/word/2010/wordprocessingInk" xmlns:wne="http://schemas.microsoft.com/office/word/2006/wordml" xmlns:wps="http://schemas.microsoft.com/office/word/2010/wordprocessingShape" mc:Ignorable="w14 w15 w16se w16cid w16 w16cex w16sdtdh w16sdtfl w16du wp14">
   <w:abstractNum w:abstractNumId="0" w15:restartNumberingAfterBreak="0">
     <w:nsid w:val="05FA7366"/>
     <w:multiLevelType w:val="hybridMultilevel"/>
@@ -2986,68 +2902,68 @@
       </w:rPr>
     </w:lvl>
   </w:abstractNum>
-  <w:num w:numId="1">
+  <w:num w:numId="1" w16cid:durableId="986201632">
     <w:abstractNumId w:val="8"/>
   </w:num>
-  <w:num w:numId="2">
+  <w:num w:numId="2" w16cid:durableId="334966248">
     <w:abstractNumId w:val="4"/>
   </w:num>
-  <w:num w:numId="3">
+  <w:num w:numId="3" w16cid:durableId="28576789">
     <w:abstractNumId w:val="11"/>
   </w:num>
-  <w:num w:numId="4">
+  <w:num w:numId="4" w16cid:durableId="1716925106">
     <w:abstractNumId w:val="2"/>
   </w:num>
-  <w:num w:numId="5">
+  <w:num w:numId="5" w16cid:durableId="782310992">
     <w:abstractNumId w:val="18"/>
   </w:num>
-  <w:num w:numId="6">
+  <w:num w:numId="6" w16cid:durableId="1459645409">
     <w:abstractNumId w:val="7"/>
   </w:num>
-  <w:num w:numId="7">
+  <w:num w:numId="7" w16cid:durableId="161437378">
     <w:abstractNumId w:val="3"/>
   </w:num>
-  <w:num w:numId="8">
+  <w:num w:numId="8" w16cid:durableId="2103144317">
     <w:abstractNumId w:val="14"/>
   </w:num>
-  <w:num w:numId="9">
+  <w:num w:numId="9" w16cid:durableId="1434941133">
     <w:abstractNumId w:val="17"/>
   </w:num>
-  <w:num w:numId="10">
+  <w:num w:numId="10" w16cid:durableId="105542925">
     <w:abstractNumId w:val="16"/>
   </w:num>
-  <w:num w:numId="11">
+  <w:num w:numId="11" w16cid:durableId="1797291644">
     <w:abstractNumId w:val="10"/>
   </w:num>
-  <w:num w:numId="12">
+  <w:num w:numId="12" w16cid:durableId="645475637">
     <w:abstractNumId w:val="15"/>
   </w:num>
-  <w:num w:numId="13">
+  <w:num w:numId="13" w16cid:durableId="1472751294">
     <w:abstractNumId w:val="0"/>
   </w:num>
-  <w:num w:numId="14">
+  <w:num w:numId="14" w16cid:durableId="1750732873">
     <w:abstractNumId w:val="6"/>
   </w:num>
-  <w:num w:numId="15">
+  <w:num w:numId="15" w16cid:durableId="854928446">
     <w:abstractNumId w:val="5"/>
   </w:num>
-  <w:num w:numId="16">
+  <w:num w:numId="16" w16cid:durableId="1585801760">
     <w:abstractNumId w:val="1"/>
   </w:num>
-  <w:num w:numId="17">
+  <w:num w:numId="17" w16cid:durableId="1847552217">
     <w:abstractNumId w:val="13"/>
   </w:num>
-  <w:num w:numId="18">
+  <w:num w:numId="18" w16cid:durableId="45758471">
     <w:abstractNumId w:val="12"/>
   </w:num>
-  <w:num w:numId="19">
+  <w:num w:numId="19" w16cid:durableId="1111436548">
     <w:abstractNumId w:val="9"/>
   </w:num>
 </w:numbering>
 </file>
 
 <file path=word/styles.xml><?xml version="1.0" encoding="utf-8"?>
-<w:styles xmlns:mc="http://schemas.openxmlformats.org/markup-compatibility/2006" xmlns:r="http://schemas.openxmlformats.org/officeDocument/2006/relationships" xmlns:w="http://schemas.openxmlformats.org/wordprocessingml/2006/main" xmlns:w14="http://schemas.microsoft.com/office/word/2010/wordml" xmlns:w15="http://schemas.microsoft.com/office/word/2012/wordml" xmlns:w16se="http://schemas.microsoft.com/office/word/2015/wordml/symex" mc:Ignorable="w14 w15 w16se">
+<w:styles xmlns:mc="http://schemas.openxmlformats.org/markup-compatibility/2006" xmlns:r="http://schemas.openxmlformats.org/officeDocument/2006/relationships" xmlns:w="http://schemas.openxmlformats.org/wordprocessingml/2006/main" xmlns:w14="http://schemas.microsoft.com/office/word/2010/wordml" xmlns:w15="http://schemas.microsoft.com/office/word/2012/wordml" xmlns:w16cex="http://schemas.microsoft.com/office/word/2018/wordml/cex" xmlns:w16cid="http://schemas.microsoft.com/office/word/2016/wordml/cid" xmlns:w16="http://schemas.microsoft.com/office/word/2018/wordml" xmlns:w16du="http://schemas.microsoft.com/office/word/2023/wordml/word16du" xmlns:w16sdtdh="http://schemas.microsoft.com/office/word/2020/wordml/sdtdatahash" xmlns:w16sdtfl="http://schemas.microsoft.com/office/word/2024/wordml/sdtformatlock" xmlns:w16se="http://schemas.microsoft.com/office/word/2015/wordml/symex" mc:Ignorable="w14 w15 w16se w16cid w16 w16cex w16sdtdh w16sdtfl w16du">
   <w:docDefaults>
     <w:rPrDefault>
       <w:rPr>
@@ -3059,7 +2975,7 @@
     </w:rPrDefault>
     <w:pPrDefault/>
   </w:docDefaults>
-  <w:latentStyles w:defLockedState="0" w:defUIPriority="99" w:defSemiHidden="0" w:defUnhideWhenUsed="0" w:defQFormat="0" w:count="371">
+  <w:latentStyles w:defLockedState="0" w:defUIPriority="99" w:defSemiHidden="0" w:defUnhideWhenUsed="0" w:defQFormat="0" w:count="376">
     <w:lsdException w:name="Normal" w:uiPriority="0" w:qFormat="1"/>
     <w:lsdException w:name="heading 1" w:uiPriority="9" w:qFormat="1"/>
     <w:lsdException w:name="heading 2" w:semiHidden="1" w:uiPriority="9" w:unhideWhenUsed="1" w:qFormat="1"/>
@@ -3431,6 +3347,11 @@
     <w:lsdException w:name="List Table 5 Dark Accent 6" w:uiPriority="50"/>
     <w:lsdException w:name="List Table 6 Colorful Accent 6" w:uiPriority="51"/>
     <w:lsdException w:name="List Table 7 Colorful Accent 6" w:uiPriority="52"/>
+    <w:lsdException w:name="Mention" w:semiHidden="1" w:unhideWhenUsed="1"/>
+    <w:lsdException w:name="Smart Hyperlink" w:semiHidden="1" w:unhideWhenUsed="1"/>
+    <w:lsdException w:name="Hashtag" w:semiHidden="1" w:unhideWhenUsed="1"/>
+    <w:lsdException w:name="Unresolved Mention" w:semiHidden="1" w:unhideWhenUsed="1"/>
+    <w:lsdException w:name="Smart Link" w:semiHidden="1" w:unhideWhenUsed="1"/>
   </w:latentStyles>
   <w:style w:type="paragraph" w:default="1" w:styleId="Normal">
     <w:name w:val="Normal"/>
@@ -13059,28 +12980,29 @@
 </file>
 
 <file path=customXml/item1.xml><?xml version="1.0" encoding="utf-8"?>
+<b:Sources xmlns:b="http://schemas.openxmlformats.org/officeDocument/2006/bibliography" xmlns="http://schemas.openxmlformats.org/officeDocument/2006/bibliography" SelectedStyle="\APASixthEditionOfficeOnline.xsl" StyleName="APA" Version="6"/>
+</file>
+
+<file path=customXml/item2.xml><?xml version="1.0" encoding="utf-8"?>
 <go:gDocsCustomXmlDataStorage xmlns:go="http://customooxmlschemas.google.com/" xmlns:r="http://schemas.openxmlformats.org/officeDocument/2006/relationships" uri="GoogleDocsCustomDataVersion2">
   <go:docsCustomData xmlns:go="http://customooxmlschemas.google.com/" roundtripDataSignature="AMtx7mjkKQtrqsosH3iULvBKyM8kHSr7Pw==">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</go:docsCustomData>
 </go:gDocsCustomXmlDataStorage>
 </file>
 
-<file path=customXml/item2.xml><?xml version="1.0" encoding="utf-8"?>
-<b:Sources xmlns:b="http://schemas.openxmlformats.org/officeDocument/2006/bibliography" xmlns="http://schemas.openxmlformats.org/officeDocument/2006/bibliography" SelectedStyle="\APASixthEditionOfficeOnline.xsl" StyleName="APA" Version="6"/>
-</file>
-
 <file path=customXml/itemProps1.xml><?xml version="1.0" encoding="utf-8"?>
-<ds:datastoreItem xmlns:ds="http://schemas.openxmlformats.org/officeDocument/2006/customXml" ds:itemID="{11111111-1234-1234-1234-123412341234}">
+<ds:datastoreItem xmlns:ds="http://schemas.openxmlformats.org/officeDocument/2006/customXml" ds:itemID="{A7D8DC1F-2786-466F-9249-0BEE61E841E9}">
   <ds:schemaRefs>
-    <ds:schemaRef ds:uri="http://customooxmlschemas.google.com/"/>
-    <ds:schemaRef ds:uri="http://schemas.openxmlformats.org/officeDocument/2006/relationships"/>
+    <ds:schemaRef ds:uri="http://schemas.openxmlformats.org/officeDocument/2006/bibliography"/>
+    <ds:schemaRef ds:uri="http://www.w3.org/2000/xmlns/"/>
   </ds:schemaRefs>
 </ds:datastoreItem>
 </file>
 
 <file path=customXml/itemProps2.xml><?xml version="1.0" encoding="utf-8"?>
-<ds:datastoreItem xmlns:ds="http://schemas.openxmlformats.org/officeDocument/2006/customXml" ds:itemID="{A7D8DC1F-2786-466F-9249-0BEE61E841E9}">
+<ds:datastoreItem xmlns:ds="http://schemas.openxmlformats.org/officeDocument/2006/customXml" ds:itemID="{11111111-1234-1234-1234-123412341234}">
   <ds:schemaRefs>
-    <ds:schemaRef ds:uri="http://schemas.openxmlformats.org/officeDocument/2006/bibliography"/>
+    <ds:schemaRef ds:uri="http://customooxmlschemas.google.com/"/>
+    <ds:schemaRef ds:uri="http://www.w3.org/2000/xmlns/"/>
   </ds:schemaRefs>
 </ds:datastoreItem>
 </file>